--- a/AI Layer.docx
+++ b/AI Layer.docx
@@ -13,28 +13,12 @@
           <w:lang w:val="en-US"/>
         </w:rPr>
       </w:pPr>
-      <w:proofErr w:type="spellStart"/>
       <w:r>
         <w:rPr>
           <w:rFonts w:ascii="Arial" w:hAnsi="Arial" w:cs="Arial"/>
           <w:lang w:val="en-US"/>
         </w:rPr>
-        <w:t>a</w:t>
-      </w:r>
-      <w:r>
-        <w:rPr>
-          <w:rFonts w:ascii="Arial" w:hAnsi="Arial" w:cs="Arial"/>
-          <w:lang w:val="en-US"/>
-        </w:rPr>
-        <w:t>AI</w:t>
-      </w:r>
-      <w:proofErr w:type="spellEnd"/>
-      <w:r>
-        <w:rPr>
-          <w:rFonts w:ascii="Arial" w:hAnsi="Arial" w:cs="Arial"/>
-          <w:lang w:val="en-US"/>
-        </w:rPr>
-        <w:t xml:space="preserve"> in </w:t>
+        <w:t xml:space="preserve">AI in </w:t>
       </w:r>
       <w:proofErr w:type="spellStart"/>
       <w:r>
@@ -1082,9 +1066,9 @@
         <w:tblLook w:val="04A0" w:firstRow="1" w:lastRow="0" w:firstColumn="1" w:lastColumn="0" w:noHBand="0" w:noVBand="1"/>
       </w:tblPr>
       <w:tblGrid>
-        <w:gridCol w:w="2037"/>
-        <w:gridCol w:w="1700"/>
-        <w:gridCol w:w="5279"/>
+        <w:gridCol w:w="1962"/>
+        <w:gridCol w:w="1621"/>
+        <w:gridCol w:w="5433"/>
       </w:tblGrid>
       <w:tr>
         <w:tc>
@@ -1274,7 +1258,18 @@
                 <w:lang w:eastAsia="en-GB"/>
                 <w14:ligatures w14:val="none"/>
               </w:rPr>
-              <w:t xml:space="preserve">Requires high-reasoning vision capabilities to understand </w:t>
+              <w:t>Provides</w:t>
+            </w:r>
+            <w:r>
+              <w:rPr>
+                <w:rFonts w:ascii="Arial" w:eastAsia="Times New Roman" w:hAnsi="Arial" w:cs="Arial"/>
+                <w:kern w:val="0"/>
+                <w:sz w:val="22"/>
+                <w:szCs w:val="22"/>
+                <w:lang w:eastAsia="en-GB"/>
+                <w14:ligatures w14:val="none"/>
+              </w:rPr>
+              <w:t xml:space="preserve"> high-reasoning vision capabilities to understand </w:t>
             </w:r>
             <w:r>
               <w:rPr>
@@ -1286,6 +1281,17 @@
                 <w14:ligatures w14:val="none"/>
               </w:rPr>
               <w:t>and parse the images</w:t>
+            </w:r>
+            <w:r>
+              <w:rPr>
+                <w:rFonts w:ascii="Arial" w:eastAsia="Times New Roman" w:hAnsi="Arial" w:cs="Arial"/>
+                <w:kern w:val="0"/>
+                <w:sz w:val="22"/>
+                <w:szCs w:val="22"/>
+                <w:lang w:eastAsia="en-GB"/>
+                <w14:ligatures w14:val="none"/>
+              </w:rPr>
+              <w:t xml:space="preserve"> compared to other model at the same cost</w:t>
             </w:r>
           </w:p>
         </w:tc>
@@ -1464,6 +1470,23 @@
               </w:rPr>
               <w:t>instant text generation.</w:t>
             </w:r>
+            <w:r>
+              <w:rPr>
+                <w:rFonts w:ascii="Arial" w:eastAsia="Times New Roman" w:hAnsi="Arial" w:cs="Arial"/>
+                <w:kern w:val="0"/>
+                <w:sz w:val="22"/>
+                <w:szCs w:val="22"/>
+                <w:lang w:eastAsia="en-GB"/>
+                <w14:ligatures w14:val="none"/>
+              </w:rPr>
+              <w:br/>
+            </w:r>
+            <w:r>
+              <w:t>It is c</w:t>
+            </w:r>
+            <w:r>
+              <w:t>ost-effective, high-volume processing</w:t>
+            </w:r>
           </w:p>
         </w:tc>
       </w:tr>
@@ -1941,6 +1964,7 @@
           <w:b/>
           <w:bCs/>
         </w:rPr>
+        <w:lastRenderedPageBreak/>
         <w:t>Reasoning Errors:</w:t>
       </w:r>
       <w:r>
@@ -1972,7 +1996,6 @@
           <w:b/>
           <w:bCs/>
         </w:rPr>
-        <w:lastRenderedPageBreak/>
         <w:t>Evaluation</w:t>
       </w:r>
     </w:p>
